--- a/public/ressources/SYNTHESE_S02_5eme_EBEP.docx
+++ b/public/ressources/SYNTHESE_S02_5eme_EBEP.docx
@@ -433,7 +433,7 @@
                 <w:sz w:val="32"/>
                 <w:szCs w:val="32"/>
               </w:rPr>
-              <w:t xml:space="preserve">Cycle de vie   ·   Fonction principale   ·   Objet et Système Technique   ·   Usage   ·   Utilité</w:t>
+              <w:t xml:space="preserve">Cycle de vie   ·   Fonction principale   ·   Objet et Système Technique   ·   Panne   ·   Usage   ·   Utilité</w:t>
             </w:r>
           </w:p>
         </w:tc>
@@ -527,6 +527,23 @@
           <w:szCs w:val="40"/>
         </w:rPr>
         <w:t xml:space="preserve">Le .............................................. donne les étapes de la vie d’un objet, dans l’ordre : extraire, fabriquer, transporter, utiliser, jeter ou recycler.</w:t>
+      </w:r>
+    </w:p>
+    <w:p>
+      <w:pPr>
+        <w:spacing w:after="140" w:line="276" w:lineRule="auto"/>
+      </w:pPr>
+      <w:r>
+        <w:rPr>
+          <w:rFonts w:ascii="Arial" w:cs="Arial" w:eastAsia="Arial" w:hAnsi="Arial"/>
+          <w:b w:val="false"/>
+          <w:bCs w:val="false"/>
+          <w:i w:val="false"/>
+          <w:iCs w:val="false"/>
+          <w:sz w:val="40"/>
+          <w:szCs w:val="40"/>
+        </w:rPr>
+        <w:t xml:space="preserve">Un objet en .............................................. ne fait plus ce pour quoi il est fait.</w:t>
       </w:r>
     </w:p>
     <w:sectPr>
